--- a/docs/LegalLens_Solution_Documentation.docx
+++ b/docs/LegalLens_Solution_Documentation.docx
@@ -86,7 +86,7 @@
           <w:sz w:val="20"/>
           <w:szCs w:val="20"/>
         </w:rPr>
-        <w:t xml:space="preserve">Team TH3_B0Tz  ·  October 2026  ·  v1.0</w:t>
+        <w:t xml:space="preserve">Team TH3_B0Tz  ·  October 2026  ·  v1.1</w:t>
       </w:r>
     </w:p>
     <w:p>
@@ -188,7 +188,7 @@
           <w:sz w:val="21"/>
           <w:szCs w:val="21"/>
         </w:rPr>
-        <w:t xml:space="preserve"> A local edge-class Gemma model drafts explanations as structured JSON with verbatim quotes; plain code then verifies every quote against the source document, every number and date in every explanation, and even the summary itself. Verdict questions such as “is this enforceable?” are refused by a code classifier before the model is ever called. Privacy is proven, not promised: the full analysis runs with the network adapter disabled, a connection monitor records zero outbound calls, and a dependency audit backs both up.</w:t>
+        <w:t xml:space="preserve"> A local edge-class Gemma model drafts explanations as structured JSON with verbatim quotes; plain code then verifies every quote against the source document, every number and date in every explanation, and even the summary itself. Verdict questions such as “is this enforceable?” are refused by a code classifier before the model is ever called. Privacy is measured, not promised: during a full run an in-process network guard and an OS connection monitor recorded zero connections leaving the machine, no document text turned up in any file on disk, and a dependency audit found network code only in the loopback model client.</w:t>
       </w:r>
     </w:p>
     <w:tbl>
@@ -341,7 +341,7 @@
                 <w:sz w:val="19"/>
                 <w:szCs w:val="19"/>
               </w:rPr>
-              <w:t xml:space="preserve">Gemma 4 E4B (edge-class), 4-bit Q4_K_M GGUF, ~4–5 GB</w:t>
+              <w:t xml:space="preserve">Gemma 4 E4B (edge-class), 4-bit Q4_K_M GGUF, 4.98 GB</w:t>
             </w:r>
           </w:p>
         </w:tc>
@@ -386,7 +386,7 @@
                 <w:sz w:val="19"/>
                 <w:szCs w:val="19"/>
               </w:rPr>
-              <w:t xml:space="preserve">llama.cpp llama-server on 127.0.0.1 (loopback only)</w:t>
+              <w:t xml:space="preserve">llama.cpp llama-server on 127.0.0.1 (loopback only); all layers on the demo laptop's RTX 4060</w:t>
             </w:r>
           </w:p>
         </w:tc>
@@ -478,7 +478,7 @@
                 <w:sz w:val="19"/>
                 <w:szCs w:val="19"/>
               </w:rPr>
-              <w:t xml:space="preserve">Hybrid BM25 + local MiniLM-class embeddings, FAISS index</w:t>
+              <w:t xml:space="preserve">Hybrid BM25 + all-MiniLM-L6-v2 (ONNX) in a FAISS index, in memory</w:t>
             </w:r>
           </w:p>
         </w:tc>
@@ -525,7 +525,7 @@
                 <w:sz w:val="19"/>
                 <w:szCs w:val="19"/>
               </w:rPr>
-              <w:t xml:space="preserve">3 layers: offline run + connection monitor + dependency audit</w:t>
+              <w:t xml:space="preserve">3 layers: offline run (demo laptop) + monitored run (PASS) + dependency audit (clean)</w:t>
             </w:r>
           </w:p>
         </w:tc>
@@ -617,7 +617,7 @@
                 <w:sz w:val="19"/>
                 <w:szCs w:val="19"/>
               </w:rPr>
-              <w:t xml:space="preserve">Lane A landed (20/20 tests); lanes B, C, D in progress</w:t>
+              <w:t xml:space="preserve">Pipeline, ingestion, retrieval, verification, safety and privacy tooling done (137 tests in CI); UI, evaluation and demo in progress</w:t>
             </w:r>
           </w:p>
         </w:tc>
@@ -994,7 +994,7 @@
                 <w:sz w:val="19"/>
                 <w:szCs w:val="19"/>
               </w:rPr>
-              <w:t xml:space="preserve">Gemma 4 E4B (edge-class), 4-bit Q4_K_M GGUF (~4–5 GB)</w:t>
+              <w:t xml:space="preserve">Gemma 4 E4B (edge-class), 4-bit Q4_K_M GGUF (4.98 GB)</w:t>
             </w:r>
           </w:p>
         </w:tc>
@@ -1014,7 +1014,7 @@
                 <w:sz w:val="19"/>
                 <w:szCs w:val="19"/>
               </w:rPr>
-              <w:t xml:space="preserve">Largest edge-class variant that fits a 16 GB laptop; Apache-2.0 (confirmed on the official model card at H0). Fallback: E2B</w:t>
+              <w:t xml:space="preserve">Strongest edge-class variant that fits the demo laptop's 8 GB GPU entirely; licence per the official model card. Fallback: E2B</w:t>
             </w:r>
           </w:p>
         </w:tc>
@@ -1061,7 +1061,7 @@
                 <w:sz w:val="19"/>
                 <w:szCs w:val="19"/>
               </w:rPr>
-              <w:t xml:space="preserve">llama.cpp llama-server on 127.0.0.1</w:t>
+              <w:t xml:space="preserve">llama.cpp llama-server on 127.0.0.1, --jinja, thinking off</w:t>
             </w:r>
           </w:p>
         </w:tc>
@@ -1082,7 +1082,7 @@
                 <w:sz w:val="19"/>
                 <w:szCs w:val="19"/>
               </w:rPr>
-              <w:t xml:space="preserve">Local inference, no cloud; OpenAI-compatible endpoint applies Gemma's chat template (raw /completion does not — Gemma degrades without it)</w:t>
+              <w:t xml:space="preserve">Local inference, no cloud; the chat endpoint applies Gemma's template; reasoning mode off so answers come back as plain JSON</w:t>
             </w:r>
           </w:p>
         </w:tc>
@@ -1147,7 +1147,7 @@
                 <w:sz w:val="19"/>
                 <w:szCs w:val="19"/>
               </w:rPr>
-              <w:t xml:space="preserve">Reproducibility</w:t>
+              <w:t xml:space="preserve">Reproducibility; CI on Ubuntu and Windows, Python 3.11 and 3.13</w:t>
             </w:r>
           </w:p>
         </w:tc>
@@ -1194,7 +1194,7 @@
                 <w:sz w:val="19"/>
                 <w:szCs w:val="19"/>
               </w:rPr>
-              <w:t xml:space="preserve">pypdf first, pdfplumber for layout-heavy pages</w:t>
+              <w:t xml:space="preserve">pypdf first, pdfplumber for weak pages</w:t>
             </w:r>
           </w:p>
         </w:tc>
@@ -1215,7 +1215,7 @@
                 <w:sz w:val="19"/>
                 <w:szCs w:val="19"/>
               </w:rPr>
-              <w:t xml:space="preserve">Local PDF/.txt parsing; clause-aware chunking with stable passage IDs (p3.c2)</w:t>
+              <w:t xml:space="preserve">Local PDF/.txt; headers and footers stripped; clause-aware chunks with stable IDs (p3.c2)</w:t>
             </w:r>
           </w:p>
         </w:tc>
@@ -1260,7 +1260,7 @@
                 <w:sz w:val="19"/>
                 <w:szCs w:val="19"/>
               </w:rPr>
-              <w:t xml:space="preserve">BM25 (rank_bm25) + local MiniLM-class embeddings, FAISS index</w:t>
+              <w:t xml:space="preserve">BM25 (rank_bm25) + all-MiniLM-L6-v2 run as ONNX by onnxruntime (no PyTorch)</w:t>
             </w:r>
           </w:p>
         </w:tc>
@@ -1306,7 +1306,7 @@
                 <w:sz w:val="19"/>
                 <w:szCs w:val="19"/>
               </w:rPr>
-              <w:t xml:space="preserve">Vector store</w:t>
+              <w:t xml:space="preserve">Vector index</w:t>
             </w:r>
           </w:p>
         </w:tc>
@@ -1327,7 +1327,7 @@
                 <w:sz w:val="19"/>
                 <w:szCs w:val="19"/>
               </w:rPr>
-              <w:t xml:space="preserve">FAISS, persistent local directory, telemetry disabled</w:t>
+              <w:t xml:space="preserve">FAISS, in process memory only</w:t>
             </w:r>
           </w:p>
         </w:tc>
@@ -1348,7 +1348,7 @@
                 <w:sz w:val="19"/>
                 <w:szCs w:val="19"/>
               </w:rPr>
-              <w:t xml:space="preserve">Lean, battle-tested, in-process; nothing leaves the device</w:t>
+              <w:t xml:space="preserve">Nothing written to disk; dropped by clear_cache()</w:t>
             </w:r>
           </w:p>
         </w:tc>
@@ -1393,7 +1393,7 @@
                 <w:sz w:val="19"/>
                 <w:szCs w:val="19"/>
               </w:rPr>
-              <w:t xml:space="preserve">Gradio on 127.0.0.1, analytics off, no CDN or remote fonts</w:t>
+              <w:t xml:space="preserve">Gradio on 127.0.0.1, analytics off, system fonts, no CDN (in progress)</w:t>
             </w:r>
           </w:p>
         </w:tc>
@@ -1460,7 +1460,7 @@
                 <w:sz w:val="19"/>
                 <w:szCs w:val="19"/>
               </w:rPr>
-              <w:t xml:space="preserve">pytest (deterministic: verifier, safety rules, chunker) + bench scripts</w:t>
+              <w:t xml:space="preserve">137 deterministic pytest tests; CI</w:t>
             </w:r>
           </w:p>
         </w:tc>
@@ -1481,7 +1481,7 @@
                 <w:sz w:val="19"/>
                 <w:szCs w:val="19"/>
               </w:rPr>
-              <w:t xml:space="preserve">CI runs green without model weights or network</w:t>
+              <w:t xml:space="preserve">Green without model weights or network</w:t>
             </w:r>
           </w:p>
         </w:tc>
@@ -1521,7 +1521,7 @@
           <w:sz w:val="18"/>
           <w:szCs w:val="18"/>
         </w:rPr>
-        <w:t xml:space="preserve">HF_HUB_OFFLINE=1   TRANSFORMERS_OFFLINE=1   HF_HUB_DISABLE_TELEMETRY=1</w:t>
+        <w:t xml:space="preserve">HF_HUB_OFFLINE=1   TRANSFORMERS_OFFLINE=1   HF_HUB_DISABLE_TELEMETRY=1   DO_NOT_TRACK=1</w:t>
       </w:r>
     </w:p>
     <w:p>
@@ -1536,7 +1536,7 @@
           <w:sz w:val="18"/>
           <w:szCs w:val="18"/>
         </w:rPr>
-        <w:t xml:space="preserve">ANONYMIZED_TELEMETRY=False        # Chroma</w:t>
+        <w:t xml:space="preserve">GEMMA_BASE_URL is refused unless it points at 127.0.0.1 / localhost</w:t>
       </w:r>
     </w:p>
     <w:p>
@@ -1551,37 +1551,7 @@
           <w:sz w:val="18"/>
           <w:szCs w:val="18"/>
         </w:rPr>
-        <w:t xml:space="preserve">GRADIO_ANALYTICS_ENABLED=False    # Gradio</w:t>
-      </w:r>
-    </w:p>
-    <w:p>
-      <w:pPr>
-        <w:shd w:fill="F4F4F6" w:val="clear"/>
-        <w:spacing w:after="0" w:line="260"/>
-      </w:pPr>
-      <w:r>
-        <w:rPr>
-          <w:rFonts w:ascii="Consolas" w:cs="Consolas" w:eastAsia="Consolas" w:hAnsi="Consolas"/>
-          <w:color w:val="24292F"/>
-          <w:sz w:val="18"/>
-          <w:szCs w:val="18"/>
-        </w:rPr>
-        <w:t xml:space="preserve">STREAMLIT_BROWSER_GATHER_USAGE_STATS=false   # Streamlit</w:t>
-      </w:r>
-    </w:p>
-    <w:p>
-      <w:pPr>
-        <w:shd w:fill="F4F4F6" w:val="clear"/>
-        <w:spacing w:after="0" w:line="260"/>
-      </w:pPr>
-      <w:r>
-        <w:rPr>
-          <w:rFonts w:ascii="Consolas" w:cs="Consolas" w:eastAsia="Consolas" w:hAnsi="Consolas"/>
-          <w:color w:val="24292F"/>
-          <w:sz w:val="18"/>
-          <w:szCs w:val="18"/>
-        </w:rPr>
-        <w:t xml:space="preserve">DO_NOT_TRACK=1</w:t>
+        <w:t xml:space="preserve">GRADIO_ANALYTICS_ENABLED=False    # for the UI, in .env.example</w:t>
       </w:r>
     </w:p>
     <w:p>
@@ -1777,7 +1747,7 @@
                 <w:sz w:val="19"/>
                 <w:szCs w:val="19"/>
               </w:rPr>
-              <w:t xml:space="preserve">pypdf / pdfplumber extract text + page map; clause-aware chunker splits on numbered clauses (4., 4.1), headings, Article/Clause markers; passages get stable IDs (p3.c2) and character offsets; warnings for empty/corrupt/encrypted/scanned files</w:t>
+              <w:t xml:space="preserve">pypdf / pdfplumber extract text; running headers and page numbers removed; clause-aware chunker splits on numbered clauses (4., 4.1, Clause 5:, Article IV) and capitalised headings; passages get stable IDs (p3.c2); one clear warning for empty, damaged, encrypted or scanned files</w:t>
             </w:r>
           </w:p>
         </w:tc>
@@ -1845,7 +1815,7 @@
                 <w:sz w:val="19"/>
                 <w:szCs w:val="19"/>
               </w:rPr>
-              <w:t xml:space="preserve">BM25 plus local embeddings index the passages into a local vector store on disk</w:t>
+              <w:t xml:space="preserve">For questions: BM25 plus all-MiniLM-L6-v2 embeddings in a FAISS index, held in memory only</w:t>
             </w:r>
           </w:p>
         </w:tc>
@@ -2043,7 +2013,7 @@
                 <w:sz w:val="19"/>
                 <w:szCs w:val="19"/>
               </w:rPr>
-              <w:t xml:space="preserve">Labels (STATED / INTERPRETATION / CONCERN) with code-side downgrade; ambiguity and jurisdiction flags; “document is silent”; verdict refusal in code; escalation templates; fixed disclaimer</w:t>
+              <w:t xml:space="preserve">Labels (STATED / INTERPRETATION / CONCERN) with code-side downgrade; ambiguity and jurisdiction flags; “document is silent”; verdict refusal in code; escalation notes; wording filter; severity ordering; fixed disclaimer</w:t>
             </w:r>
           </w:p>
         </w:tc>
@@ -2090,7 +2060,7 @@
                 <w:sz w:val="19"/>
                 <w:szCs w:val="19"/>
               </w:rPr>
-              <w:t xml:space="preserve">UI (D)</w:t>
+              <w:t xml:space="preserve">UI (D, in progress)</w:t>
             </w:r>
           </w:p>
         </w:tc>
@@ -2111,7 +2081,7 @@
                 <w:sz w:val="19"/>
                 <w:szCs w:val="19"/>
               </w:rPr>
-              <w:t xml:space="preserve">Gradio on 127.0.0.1 only: summary · risk-first findings · clause view with the source passage beside each explanation · Q&amp;A · escalation panel</w:t>
+              <w:t xml:space="preserve">Gradio on 127.0.0.1 only: overview with questions to ask before signing · findings with the source passage beside each explanation · Q&amp;A · list for a lawyer</w:t>
             </w:r>
           </w:p>
         </w:tc>
@@ -2149,7 +2119,7 @@
           <w:sz w:val="21"/>
           <w:szCs w:val="21"/>
         </w:rPr>
-        <w:t xml:space="preserve">Network at normal run time: NONE. Setup-time downloads only (model weights, packages, optional embedding model) — explicitly allowed by the rules provided no private document content is sent, which the design makes impossible.</w:t>
+        <w:t xml:space="preserve">Network at normal run time: only LegalLens to the local model on 127.0.0.1. Setup-time downloads only (packages, the Gemma weights, the embedding model): explicitly allowed by the rules, since no document content is involved.</w:t>
       </w:r>
     </w:p>
     <w:p>
@@ -2291,7 +2261,7 @@
           <w:sz w:val="21"/>
           <w:szCs w:val="21"/>
         </w:rPr>
-        <w:t xml:space="preserve"> If the best retrieved passage scores below threshold and nothing verifies, the reply is the fixed text “The document does not appear to say anything about this” — never general knowledge.</w:t>
+        <w:t xml:space="preserve"> If an answer's citations do not verify against the retrieved clauses, the reply is the fixed text “The document does not appear to say anything about this”, never general knowledge.</w:t>
       </w:r>
     </w:p>
     <w:p>
@@ -2887,7 +2857,7 @@
           <w:sz w:val="21"/>
           <w:szCs w:val="21"/>
         </w:rPr>
-        <w:t xml:space="preserve">Tested with injected.pdf: the analysis output contains no trace of the injected instruction (asserted in the test suite).</w:t>
+        <w:t xml:space="preserve">Tested with an injected sample document: the analysis output contains no trace of the injected instruction, and the user is warned (asserted in the test suite).</w:t>
       </w:r>
     </w:p>
     <w:p>
@@ -3099,7 +3069,7 @@
                 <w:sz w:val="19"/>
                 <w:szCs w:val="19"/>
               </w:rPr>
-              <w:t xml:space="preserve">Local MiniLM-class model maps clauses and the question to vectors; nearest vectors win</w:t>
+              <w:t xml:space="preserve">all-MiniLM-L6-v2 maps clauses and the question to vectors; nearest vectors win</w:t>
             </w:r>
           </w:p>
         </w:tc>
@@ -3300,7 +3270,7 @@
                 <w:sz w:val="19"/>
                 <w:szCs w:val="19"/>
               </w:rPr>
-              <w:t xml:space="preserve">~100 MB model downloaded at setup, loaded from disk at runtime</w:t>
+              <w:t xml:space="preserve">91 MB ONNX model downloaded at setup; ~4 ms per query on CPU</w:t>
             </w:r>
           </w:p>
         </w:tc>
@@ -3331,7 +3301,7 @@
           <w:sz w:val="21"/>
           <w:szCs w:val="21"/>
         </w:rPr>
-        <w:t xml:space="preserve">they fail in opposite ways. Legal language is keyword-heavy; user questions are paraphrase-heavy. Rankings are merged (reciprocal-rank fusion) and the top-3 passages go to the prompt.</w:t>
+        <w:t xml:space="preserve">they fail in opposite ways. Legal language is keyword-heavy; user questions are paraphrase-heavy. Rankings are merged (reciprocal-rank fusion) and the top-3 passages go to the prompt. A small lay-term glossary expands the BM25 query only (“rent a room to a friend” → sublet). Measured: the right clause is in the top 3 for 15 of 15 handwritten questions over both sample contracts.</w:t>
       </w:r>
     </w:p>
     <w:p>
@@ -3378,7 +3348,7 @@
           <w:sz w:val="26"/>
           <w:szCs w:val="26"/>
         </w:rPr>
-        <w:t xml:space="preserve">7.4  The silent path is retrieval-driven</w:t>
+        <w:t xml:space="preserve">7.4  The silent path</w:t>
       </w:r>
     </w:p>
     <w:p>
@@ -3391,7 +3361,7 @@
           <w:sz w:val="21"/>
           <w:szCs w:val="21"/>
         </w:rPr>
-        <w:t xml:space="preserve">If the best merged score is below threshold, code returns “the document does not appear to say anything about this” — the model never sees the question. Code decides the document probably does not cover the topic; the model never gets the chance to invent.</w:t>
+        <w:t xml:space="preserve">Silence is decided by verification: if an answer's citations do not check out against the retrieved clauses, code returns “the document does not appear to say anything about this”. Retrieval also scores relevance, and unanswerable questions score low (about 0.2 against 0.5), so a threshold that skips the model call is possible; it is not enabled yet.</w:t>
       </w:r>
     </w:p>
     <w:p>
@@ -3421,7 +3391,7 @@
           <w:sz w:val="21"/>
           <w:szCs w:val="21"/>
         </w:rPr>
-        <w:t xml:space="preserve">The rules mandate an edge-class Gemma running on-device doing meaningful document understanding — either generation (Gemma 3n or Gemma 4 E2B/E4B) is accepted. The variant was derived from constraints, then locked after measurement at H1:</w:t>
+        <w:t xml:space="preserve">The rules mandate an edge-class Gemma running on-device doing meaningful document understanding — either generation (Gemma 3n or Gemma 4 E2B/E4B) is accepted. The variant was derived from these constraints:</w:t>
       </w:r>
     </w:p>
     <w:tbl>
@@ -3595,7 +3565,7 @@
                 <w:sz w:val="19"/>
                 <w:szCs w:val="19"/>
               </w:rPr>
-              <w:t xml:space="preserve">Hardware: 16 GB laptop, RAM shared with OS + UI + embeddings</w:t>
+              <w:t xml:space="preserve">Hardware: demo laptop with an RTX 4060 (8 GB VRAM) and 24 GB RAM</w:t>
             </w:r>
           </w:p>
         </w:tc>
@@ -3616,7 +3586,7 @@
                 <w:sz w:val="19"/>
                 <w:szCs w:val="19"/>
               </w:rPr>
-              <w:t xml:space="preserve">Weights &gt; 6–8 GB</w:t>
+              <w:t xml:space="preserve">Weights over ~6.5 GB on the GPU</w:t>
             </w:r>
           </w:p>
         </w:tc>
@@ -3637,7 +3607,7 @@
                 <w:sz w:val="19"/>
                 <w:szCs w:val="19"/>
               </w:rPr>
-              <w:t xml:space="preserve">E4B 4-bit ≈ 4–5 GB</w:t>
+              <w:t xml:space="preserve">E4B 4-bit, 4.98 GB, entirely on the GPU</w:t>
             </w:r>
           </w:p>
         </w:tc>
@@ -3728,7 +3698,7 @@
                 <w:sz w:val="19"/>
                 <w:szCs w:val="19"/>
               </w:rPr>
-              <w:t xml:space="preserve">Latency: ~30 s per Q&amp;A on CPU</w:t>
+              <w:t xml:space="preserve">Latency: interactive Q&amp;A</w:t>
             </w:r>
           </w:p>
         </w:tc>
@@ -3770,7 +3740,7 @@
                 <w:sz w:val="19"/>
                 <w:szCs w:val="19"/>
               </w:rPr>
-              <w:t xml:space="preserve">top-3 retrieval + E4B</w:t>
+              <w:t xml:space="preserve">top-3 retrieval + E4B on the GPU</w:t>
             </w:r>
           </w:p>
         </w:tc>
@@ -3796,7 +3766,7 @@
           <w:sz w:val="21"/>
           <w:szCs w:val="21"/>
         </w:rPr>
-        <w:t xml:space="preserve">Why Gemma 4 generation: same accepted E-class, reported Apache-2.0 (confirmed on the official model card at H0), better JSON reliability at equal RAM.</w:t>
+        <w:t xml:space="preserve">Why Gemma 4 generation: the same accepted edge class, with good JSON reliability; licence terms per the official model card.</w:t>
       </w:r>
     </w:p>
     <w:p>
@@ -3842,26 +3812,7 @@
           <w:sz w:val="21"/>
           <w:szCs w:val="21"/>
         </w:rPr>
-        <w:t xml:space="preserve">context 8192 → 4096 → Q3_K_S → E2B. Every switch re-measured; results committed to bench/results/.</w:t>
-      </w:r>
-    </w:p>
-    <w:p>
-      <w:pPr>
-        <w:pBdr>
-          <w:left w:val="single" w:color="1F3864" w:sz="18" w:space="12"/>
-        </w:pBdr>
-        <w:spacing w:after="140" w:before="100"/>
-        <w:ind w:left="360" w:right="360"/>
-      </w:pPr>
-      <w:r>
-        <w:rPr>
-          <w:i/>
-          <w:iCs/>
-          <w:color w:val="333F55"/>
-          <w:sz w:val="21"/>
-          <w:szCs w:val="21"/>
-        </w:rPr>
-        <w:t xml:space="preserve">“We didn't pick a variant and justify it — we derived it from the rules, the hardware and the task, then locked it after measurement.”</w:t>
+        <w:t xml:space="preserve">context 8192 → 4096 → Q3_K_S → E2B. Measured so far on a CPU-only laptop (about 5 tokens/s): 11 of 11 findings verified on the sample rental, 110–265 s per full analysis, 15–30 s per question. GPU numbers to be recorded on the demo laptop.</w:t>
       </w:r>
     </w:p>
     <w:p>
@@ -4039,7 +3990,7 @@
                 <w:sz w:val="19"/>
                 <w:szCs w:val="19"/>
               </w:rPr>
-              <w:t xml:space="preserve">Full pipeline run with networking disabled: adapter off / Airplane mode (Windows, captured with Get-NetConnectionProfile), container --network none, or WSL2 namespace. Loopback still works, so the run is unchanged</w:t>
+              <w:t xml:space="preserve">run_offline.ps1 refuses to start while the machine is online, records the network state, then runs the monitored capture in Airplane mode (Linux: run_offline.sh in a network namespace). To be recorded on the demo laptop</w:t>
             </w:r>
           </w:p>
         </w:tc>
@@ -4107,7 +4058,7 @@
                 <w:sz w:val="19"/>
                 <w:szCs w:val="19"/>
               </w:rPr>
-              <w:t xml:space="preserve">Connection monitor (ss / tcpdump / Get-NetTCPConnection) around a normal run; expected: zero non-loopback connections. Raw logs saved to docs/examples/</w:t>
+              <w:t xml:space="preserve">Recorded, PASS. Python audit hooks record and block every connect, sendto, DNS lookup and urllib call; an OS monitor watches LegalLens and llama-server; a canary string from the document is searched for in every file touched. Full run with retrieval: 12 attempts, all to 127.0.0.1:8080, none outside; canary in none of 17 files</w:t>
             </w:r>
           </w:p>
         </w:tc>
@@ -4172,7 +4123,7 @@
                 <w:sz w:val="19"/>
                 <w:szCs w:val="19"/>
               </w:rPr>
-              <w:t xml:space="preserve">privacy/audit_deps.py greps code and installed packages for HTTP clients, update checks, telemetry; every hit reviewed and recorded in THREAT_MODEL.md</w:t>
+              <w:t xml:space="preserve">Recorded, clean. privacy/audit_deps.py scans our code and 43 runtime dependencies and profiles a real session: network code only in our loopback model client; 4 dormant numpy hits never called</w:t>
             </w:r>
           </w:p>
         </w:tc>
@@ -4215,7 +4166,7 @@
           <w:sz w:val="21"/>
           <w:szCs w:val="21"/>
         </w:rPr>
-        <w:t xml:space="preserve">Model server and vector store bind to 127.0.0.1 or run in-process.</w:t>
+        <w:t xml:space="preserve">The model server binds to 127.0.0.1; the retrieval index runs in-process, in memory; the model URL is refused unless it points at this machine.</w:t>
       </w:r>
     </w:p>
     <w:p>
@@ -4251,7 +4202,7 @@
           <w:sz w:val="21"/>
           <w:szCs w:val="21"/>
         </w:rPr>
-        <w:t xml:space="preserve">Session artifacts live in one documented directory with a “clear session” control; a temp-file audit confirms nothing document-derived lands anywhere else.</w:t>
+        <w:t xml:space="preserve">Document-derived data stays in memory; the canary check confirms nothing document-derived lands on disk, the llama-server log included.</w:t>
       </w:r>
     </w:p>
     <w:p>
@@ -4269,7 +4220,7 @@
           <w:sz w:val="21"/>
           <w:szCs w:val="21"/>
         </w:rPr>
-        <w:t xml:space="preserve">Logs hold timings, counts and error codes only — verified by grepping logs for a distinctive phrase from a test document.</w:t>
+        <w:t xml:space="preserve">Logs hold timings, counts and error codes only. Full detail and every network call: privacy/THREAT_MODEL.md.</w:t>
       </w:r>
     </w:p>
     <w:p>
@@ -4387,7 +4338,7 @@
           <w:sz w:val="34"/>
           <w:szCs w:val="34"/>
         </w:rPr>
-        <w:t xml:space="preserve">10  Module Reference (H0 Contracts)</w:t>
+        <w:t xml:space="preserve">10  Module Reference</w:t>
       </w:r>
     </w:p>
     <w:p>
@@ -4576,7 +4527,7 @@
           <w:sz w:val="18"/>
           <w:szCs w:val="18"/>
         </w:rPr>
-        <w:t xml:space="preserve"># Lane A (landed)</w:t>
+        <w:t xml:space="preserve"># Lane A</w:t>
       </w:r>
     </w:p>
     <w:p>
@@ -4636,7 +4587,7 @@
           <w:sz w:val="18"/>
           <w:szCs w:val="18"/>
         </w:rPr>
-        <w:t xml:space="preserve"># Lane B (pending)</w:t>
+        <w:t xml:space="preserve"># Lane B</w:t>
       </w:r>
     </w:p>
     <w:p>
@@ -4651,7 +4602,7 @@
           <w:sz w:val="18"/>
           <w:szCs w:val="18"/>
         </w:rPr>
-        <w:t xml:space="preserve">ingest(path: str) -&gt; Document</w:t>
+        <w:t xml:space="preserve">ingest(path) -&gt; Document                 # never raises on bad files</w:t>
       </w:r>
     </w:p>
     <w:p>
@@ -4696,7 +4647,7 @@
           <w:sz w:val="18"/>
           <w:szCs w:val="18"/>
         </w:rPr>
-        <w:t xml:space="preserve"># Lane C (pending)</w:t>
+        <w:t xml:space="preserve"># Lane C</w:t>
       </w:r>
     </w:p>
     <w:p>
@@ -4741,7 +4692,7 @@
           <w:sz w:val="18"/>
           <w:szCs w:val="18"/>
         </w:rPr>
-        <w:t xml:space="preserve"> </w:t>
+        <w:t xml:space="preserve">prioritise(findings) -&gt; list[Finding]      # most severe first</w:t>
       </w:r>
     </w:p>
     <w:p>
@@ -4756,7 +4707,7 @@
           <w:sz w:val="18"/>
           <w:szCs w:val="18"/>
         </w:rPr>
-        <w:t xml:space="preserve"># Lane D (pending)</w:t>
+        <w:t xml:space="preserve"> </w:t>
       </w:r>
     </w:p>
     <w:p>
@@ -4771,7 +4722,7 @@
           <w:sz w:val="18"/>
           <w:szCs w:val="18"/>
         </w:rPr>
-        <w:t xml:space="preserve">load_sample(name: str) -&gt; str</w:t>
+        <w:t xml:space="preserve"># Lane D (planned)</w:t>
       </w:r>
     </w:p>
     <w:p>
@@ -4786,6 +4737,21 @@
           <w:sz w:val="18"/>
           <w:szCs w:val="18"/>
         </w:rPr>
+        <w:t xml:space="preserve">load_sample(name: str) -&gt; str</w:t>
+      </w:r>
+    </w:p>
+    <w:p>
+      <w:pPr>
+        <w:shd w:fill="F4F4F6" w:val="clear"/>
+        <w:spacing w:after="0" w:line="260"/>
+      </w:pPr>
+      <w:r>
+        <w:rPr>
+          <w:rFonts w:ascii="Consolas" w:cs="Consolas" w:eastAsia="Consolas" w:hAnsi="Consolas"/>
+          <w:color w:val="24292F"/>
+          <w:sz w:val="18"/>
+          <w:szCs w:val="18"/>
+        </w:rPr>
         <w:t xml:space="preserve">eval_set() -&gt; list[EvalCase]</w:t>
       </w:r>
     </w:p>
@@ -4804,7 +4770,7 @@
           <w:sz w:val="21"/>
           <w:szCs w:val="21"/>
         </w:rPr>
-        <w:t xml:space="preserve">Module boundaries are import boundaries: analyze.py auto-swaps to B's and C's real modules the moment they are importable; until then clearly-flagged permissive stubs fill in, so lane A is fully testable offline.</w:t>
+        <w:t xml:space="preserve">Module boundaries are import boundaries in analyze.py. Every module has landed; the fallbacks remain only so each lane stays testable on its own and CI runs without model files.</w:t>
       </w:r>
     </w:p>
     <w:p>
@@ -4838,7 +4804,7 @@
           <w:sz w:val="26"/>
           <w:szCs w:val="26"/>
         </w:rPr>
-        <w:t xml:space="preserve">11.1  Current test suite (20/20 passing, no model or network needed)</w:t>
+        <w:t xml:space="preserve">11.1  Current test suite (137 passing, no model or network needed)</w:t>
       </w:r>
     </w:p>
     <w:p>
@@ -4856,7 +4822,7 @@
           <w:sz w:val="21"/>
           <w:szCs w:val="21"/>
         </w:rPr>
-        <w:t xml:space="preserve">JSON client handling: fences, chatty replies, top-level arrays, retry loop with error feedback, schema-check-driven retries, give-up after max retries.</w:t>
+        <w:t xml:space="preserve">JSON client handling: fences, chatty replies, top-level arrays, retries with error feedback, clear errors for a dead server, loopback-only configuration.</w:t>
       </w:r>
     </w:p>
     <w:p>
@@ -4874,7 +4840,7 @@
           <w:sz w:val="21"/>
           <w:szCs w:val="21"/>
         </w:rPr>
-        <w:t xml:space="preserve">Analysis shapes: findings, summary citations, coverage, stub-verifier flagging.</w:t>
+        <w:t xml:space="preserve">Pipeline: findings, summary citations, coverage, severity order, and graceful handling of bad JSON, timeouts and partial results.</w:t>
       </w:r>
     </w:p>
     <w:p>
@@ -4892,7 +4858,7 @@
           <w:sz w:val="21"/>
           <w:szCs w:val="21"/>
         </w:rPr>
-        <w:t xml:space="preserve">Safety paths: verdict questions refused in code (model never called — asserted via empty call log), “should I sign” refused, silent path, injected document contained (no “fully legal” leak).</w:t>
+        <w:t xml:space="preserve">Ingestion: clause splitting, headings, header/footer stripping, stable IDs and offsets, and malformed files (empty, damaged, password-protected, scanned).</w:t>
       </w:r>
     </w:p>
     <w:p>
@@ -4910,7 +4876,61 @@
           <w:sz w:val="21"/>
           <w:szCs w:val="21"/>
         </w:rPr>
-        <w:t xml:space="preserve">Type contracts: field names match the H0 agreement exactly.</w:t>
+        <w:t xml:space="preserve">Retrieval: hybrid ranking on 15 handwritten questions, BM25-only fallback, and the retrieved clauses reaching the prompt.</w:t>
+      </w:r>
+    </w:p>
+    <w:p>
+      <w:pPr>
+        <w:pStyle w:val="ListParagraph"/>
+        <w:numPr>
+          <w:ilvl w:val="0"/>
+          <w:numId w:val="2"/>
+        </w:numPr>
+        <w:spacing w:after="80" w:line="290"/>
+      </w:pPr>
+      <w:r>
+        <w:rPr>
+          <w:color w:val="1A1A2E"/>
+          <w:sz w:val="21"/>
+          <w:szCs w:val="21"/>
+        </w:rPr>
+        <w:t xml:space="preserve">Grounding and safety: fabricated quotes and changed numbers rejected, label downgrade, refusal, the wording filter, injection.</w:t>
+      </w:r>
+    </w:p>
+    <w:p>
+      <w:pPr>
+        <w:pStyle w:val="ListParagraph"/>
+        <w:numPr>
+          <w:ilvl w:val="0"/>
+          <w:numId w:val="2"/>
+        </w:numPr>
+        <w:spacing w:after="80" w:line="290"/>
+      </w:pPr>
+      <w:r>
+        <w:rPr>
+          <w:color w:val="1A1A2E"/>
+          <w:sz w:val="21"/>
+          <w:szCs w:val="21"/>
+        </w:rPr>
+        <w:t xml:space="preserve">Privacy: the network guard blocks outside connections and DNS but allows loopback; the audit finds only the model client.</w:t>
+      </w:r>
+    </w:p>
+    <w:p>
+      <w:pPr>
+        <w:pStyle w:val="ListParagraph"/>
+        <w:numPr>
+          <w:ilvl w:val="0"/>
+          <w:numId w:val="2"/>
+        </w:numPr>
+        <w:spacing w:after="80" w:line="290"/>
+      </w:pPr>
+      <w:r>
+        <w:rPr>
+          <w:color w:val="1A1A2E"/>
+          <w:sz w:val="21"/>
+          <w:szCs w:val="21"/>
+        </w:rPr>
+        <w:t xml:space="preserve">Safety paths: verdict questions refused in code (model never called — asserted via empty call log), “should I sign” refused, silent path, injected document contained (no “fully legal” leak).</w:t>
       </w:r>
     </w:p>
     <w:p>
@@ -4927,7 +4947,7 @@
           <w:sz w:val="26"/>
           <w:szCs w:val="26"/>
         </w:rPr>
-        <w:t xml:space="preserve">11.2  Planned suites (lanes B–D)</w:t>
+        <w:t xml:space="preserve">11.2  Still to do (lane D)</w:t>
       </w:r>
     </w:p>
     <w:p>
@@ -4945,7 +4965,7 @@
           <w:sz w:val="21"/>
           <w:szCs w:val="21"/>
         </w:rPr>
-        <w:t xml:space="preserve">Chunker: numbered clauses split correctly; passage IDs stable across runs; offsets match the text.</w:t>
+        <w:t xml:space="preserve">Evaluation on documents nobody tuned against: citation accuracy, silent-case and refusal-case correctness, ambiguity flagging, injection results, human-scored meaning accuracy.</w:t>
       </w:r>
     </w:p>
     <w:p>
@@ -4963,7 +4983,7 @@
           <w:sz w:val="21"/>
           <w:szCs w:val="21"/>
         </w:rPr>
-        <w:t xml:space="preserve">Verifier: fake quote rejected; curly-quote/whitespace variants accepted; “30 days” vs “one month” caught.</w:t>
+        <w:t xml:space="preserve">More samples: vague and conflicting contracts, an injected PDF, a 30+ page document, and 1–2 public templates.</w:t>
       </w:r>
     </w:p>
     <w:p>
@@ -4981,61 +5001,7 @@
           <w:sz w:val="21"/>
           <w:szCs w:val="21"/>
         </w:rPr>
-        <w:t xml:space="preserve">Safety rules: verdict phrasing never appears in output; escalation specific; disclaimer always present.</w:t>
-      </w:r>
-    </w:p>
-    <w:p>
-      <w:pPr>
-        <w:pStyle w:val="ListParagraph"/>
-        <w:numPr>
-          <w:ilvl w:val="0"/>
-          <w:numId w:val="2"/>
-        </w:numPr>
-        <w:spacing w:after="80" w:line="290"/>
-      </w:pPr>
-      <w:r>
-        <w:rPr>
-          <w:color w:val="1A1A2E"/>
-          <w:sz w:val="21"/>
-          <w:szCs w:val="21"/>
-        </w:rPr>
-        <w:t xml:space="preserve">Eval: citation accuracy, silent-case correctness, refusal-case correctness, ambiguity flagging, injection results.</w:t>
-      </w:r>
-    </w:p>
-    <w:p>
-      <w:pPr>
-        <w:pStyle w:val="ListParagraph"/>
-        <w:numPr>
-          <w:ilvl w:val="0"/>
-          <w:numId w:val="2"/>
-        </w:numPr>
-        <w:spacing w:after="80" w:line="290"/>
-      </w:pPr>
-      <w:r>
-        <w:rPr>
-          <w:color w:val="1A1A2E"/>
-          <w:sz w:val="21"/>
-          <w:szCs w:val="21"/>
-        </w:rPr>
-        <w:t xml:space="preserve">Robustness: malformed inputs (empty, corrupt, huge, password-protected, scanned) — clear message, never a crash; 30+ page documents finish with merged findings.</w:t>
-      </w:r>
-    </w:p>
-    <w:p>
-      <w:pPr>
-        <w:pStyle w:val="ListParagraph"/>
-        <w:numPr>
-          <w:ilvl w:val="0"/>
-          <w:numId w:val="2"/>
-        </w:numPr>
-        <w:spacing w:after="80" w:line="290"/>
-      </w:pPr>
-      <w:r>
-        <w:rPr>
-          <w:color w:val="1A1A2E"/>
-          <w:sz w:val="21"/>
-          <w:szCs w:val="21"/>
-        </w:rPr>
-        <w:t xml:space="preserve">Speed and memory: tokens/sec, peak RAM, seconds per page, reported with exact hardware.</w:t>
+        <w:t xml:space="preserve">Speed and memory on the demo laptop (RTX 4060), reported with exact hardware.</w:t>
       </w:r>
     </w:p>
     <w:p>
@@ -5210,7 +5176,7 @@
                 <w:sz w:val="19"/>
                 <w:szCs w:val="19"/>
               </w:rPr>
-              <w:t xml:space="preserve">llm.py, prompts/, analyze.py: local client, JSON extraction with retries, summary with citations, Q&amp;A with code-side refusal</w:t>
+              <w:t xml:space="preserve">llm.py, prompts/, analyze.py: local client, JSON extraction with retries, summary with citations, Q&amp;A, failure handling</w:t>
             </w:r>
           </w:p>
         </w:tc>
@@ -5230,7 +5196,7 @@
                 <w:sz w:val="19"/>
                 <w:szCs w:val="19"/>
               </w:rPr>
-              <w:t xml:space="preserve">Landed — 20/20 tests, offline smoke demo</w:t>
+              <w:t xml:space="preserve">Done; real-model run 11/11 findings verified</w:t>
             </w:r>
           </w:p>
         </w:tc>
@@ -5277,7 +5243,7 @@
                 <w:sz w:val="19"/>
                 <w:szCs w:val="19"/>
               </w:rPr>
-              <w:t xml:space="preserve">ingest.py, retrieve.py, privacy/: parsing, chunking, hybrid index, offline run, kill-switches, dependency audit, threat model</w:t>
+              <w:t xml:space="preserve">ingest.py, retrieve.py, privacy/: parsing, chunking, hybrid index, network guard, monitors, audit, threat model</w:t>
             </w:r>
           </w:p>
         </w:tc>
@@ -5298,7 +5264,7 @@
                 <w:sz w:val="19"/>
                 <w:szCs w:val="19"/>
               </w:rPr>
-              <w:t xml:space="preserve">Pending — permissive stubs wired via import boundary</w:t>
+              <w:t xml:space="preserve">Done; offline run to record on the demo laptop</w:t>
             </w:r>
           </w:p>
         </w:tc>
@@ -5343,7 +5309,7 @@
                 <w:sz w:val="19"/>
                 <w:szCs w:val="19"/>
               </w:rPr>
-              <w:t xml:space="preserve">verify.py, safety.py, injection.py: quote/number verifier, labels, flags, silence logic, refusal, escalation, output filter</w:t>
+              <w:t xml:space="preserve">verify.py, safety.py, injection.py, priority.py: verifier, labels, flags, refusal, escalation, wording filter, severity</w:t>
             </w:r>
           </w:p>
         </w:tc>
@@ -5363,7 +5329,7 @@
                 <w:sz w:val="19"/>
                 <w:szCs w:val="19"/>
               </w:rPr>
-              <w:t xml:space="preserve">Pending — refusal/silence fallbacks live in analyze.py until then</w:t>
+              <w:t xml:space="preserve">Done</w:t>
             </w:r>
           </w:p>
         </w:tc>
@@ -5410,7 +5376,7 @@
                 <w:sz w:val="19"/>
                 <w:szCs w:val="19"/>
               </w:rPr>
-              <w:t xml:space="preserve">app/, bench/, data/samples/, docs, README, CI, demo recording, submission</w:t>
+              <w:t xml:space="preserve">app/, bench/, data/samples/, docs, CI, demo recording, submission</w:t>
             </w:r>
           </w:p>
         </w:tc>
@@ -5431,7 +5397,7 @@
                 <w:sz w:val="19"/>
                 <w:szCs w:val="19"/>
               </w:rPr>
-              <w:t xml:space="preserve">Pending</w:t>
+              <w:t xml:space="preserve">In progress: UI design agreed, docs and CI done; Gradio app, evaluation and video to come</w:t>
             </w:r>
           </w:p>
         </w:tc>
@@ -5492,7 +5458,7 @@
           <w:sz w:val="21"/>
           <w:szCs w:val="21"/>
         </w:rPr>
-        <w:t xml:space="preserve">Tested scope: rental and employment agreements; service agreements if time allowed.</w:t>
+        <w:t xml:space="preserve">Tested scope: rental and employment agreements we wrote; evaluation on unseen real-world templates is still to do.</w:t>
       </w:r>
     </w:p>
     <w:p>
@@ -5528,7 +5494,7 @@
           <w:sz w:val="21"/>
           <w:szCs w:val="21"/>
         </w:rPr>
-        <w:t xml:space="preserve">Small-model wording is kept deliberately terse; the number/date check hides any explanation that drifts.</w:t>
+        <w:t xml:space="preserve">Severity is a fixed formula, so a mutual notice clause can rank as critical; the weights are under review.</w:t>
       </w:r>
     </w:p>
     <w:p>
@@ -5546,6 +5512,24 @@
           <w:sz w:val="21"/>
           <w:szCs w:val="21"/>
         </w:rPr>
+        <w:t xml:space="preserve">Small-model wording is kept deliberately terse; the number/date check hides any explanation that drifts.</w:t>
+      </w:r>
+    </w:p>
+    <w:p>
+      <w:pPr>
+        <w:pStyle w:val="ListParagraph"/>
+        <w:numPr>
+          <w:ilvl w:val="0"/>
+          <w:numId w:val="3"/>
+        </w:numPr>
+        <w:spacing w:after="80" w:line="290"/>
+      </w:pPr>
+      <w:r>
+        <w:rPr>
+          <w:color w:val="1A1A2E"/>
+          <w:sz w:val="21"/>
+          <w:szCs w:val="21"/>
+        </w:rPr>
         <w:t xml:space="preserve">Privacy covers the software, not a compromised OS or a malicious model file — scope stated in the threat model.</w:t>
       </w:r>
     </w:p>
@@ -5582,7 +5566,7 @@
           <w:sz w:val="21"/>
           <w:szCs w:val="21"/>
         </w:rPr>
-        <w:t xml:space="preserve">“A verification-first architecture for small local models: we don't trust Gemma to be right, we make it provably grounded — quotes, numbers and the summary are all checked by deterministic code, so a 4-bit edge model can't fabricate. The refusal logic lives in code, not the prompt, so it can't be talked out of it — not even by instructions hidden in the document. And because it's edge-class, the whole thing runs on a laptop with the network adapter off.”</w:t>
+        <w:t xml:space="preserve">“A verification-first architecture for small local models: we don't trust Gemma to be right, we make it provably grounded — quotes, numbers and the summary are all checked by deterministic code, so a 4-bit edge model can't fabricate. The refusal logic lives in code, not the prompt, so it can't be talked out of it — not even by instructions hidden in the document. And the privacy claim comes with recorded evidence: a network guard, a connection monitor and a canary leak check.”</w:t>
       </w:r>
     </w:p>
     <w:p>
@@ -5595,7 +5579,7 @@
           <w:sz w:val="21"/>
           <w:szCs w:val="21"/>
         </w:rPr>
-        <w:t xml:space="preserve">Why this matters: the three failure modes the rubric penalises most — fabricated citations, unsupported legal conclusions, and content leaving the device — are made impossible by construction rather than discouraged by prompting. The verifier and the chunker are reusable components in their own right.</w:t>
+        <w:t xml:space="preserve">Why this matters: the three failure modes the rubric penalises most — fabricated citations, unsupported legal conclusions, and content leaving the device — are blocked by code rather than discouraged by prompting. The verifier and the chunker are reusable components in their own right.</w:t>
       </w:r>
     </w:p>
     <w:p>
@@ -5644,7 +5628,7 @@
           <w:sz w:val="18"/>
           <w:szCs w:val="18"/>
         </w:rPr>
-        <w:t xml:space="preserve">git clone &lt;repo-url&gt; &amp;&amp; cd legallens</w:t>
+        <w:t xml:space="preserve">git clone https://github.com/ZERODAY-2026/TH3_B0Tz.git &amp;&amp; cd TH3_B0Tz</w:t>
       </w:r>
     </w:p>
     <w:p>
@@ -5689,7 +5673,7 @@
           <w:sz w:val="18"/>
           <w:szCs w:val="18"/>
         </w:rPr>
-        <w:t xml:space="preserve"># accept the Gemma licence on the official model card, then:</w:t>
+        <w:t xml:space="preserve"># Gemma 4 E4B Q4_K_M (4.98 GB) and the embedding model (91 MB);</w:t>
       </w:r>
     </w:p>
     <w:p>
@@ -5704,7 +5688,7 @@
           <w:sz w:val="18"/>
           <w:szCs w:val="18"/>
         </w:rPr>
-        <w:t xml:space="preserve">huggingface-cli download &lt;gemma-4-e4b-gguf-repo&gt; \</w:t>
+        <w:t xml:space="preserve"># exact commands and SHA-256s in docs/MODEL_SETUP.md</w:t>
       </w:r>
     </w:p>
     <w:p>
@@ -5719,7 +5703,22 @@
           <w:sz w:val="18"/>
           <w:szCs w:val="18"/>
         </w:rPr>
-        <w:t xml:space="preserve">    --include "*Q4_K_M*" --local-dir models</w:t>
+        <w:t xml:space="preserve">python -c "from huggingface_hub import hf_hub_download as d; \</w:t>
+      </w:r>
+    </w:p>
+    <w:p>
+      <w:pPr>
+        <w:shd w:fill="F4F4F6" w:val="clear"/>
+        <w:spacing w:after="0" w:line="260"/>
+      </w:pPr>
+      <w:r>
+        <w:rPr>
+          <w:rFonts w:ascii="Consolas" w:cs="Consolas" w:eastAsia="Consolas" w:hAnsi="Consolas"/>
+          <w:color w:val="24292F"/>
+          <w:sz w:val="18"/>
+          <w:szCs w:val="18"/>
+        </w:rPr>
+        <w:t xml:space="preserve">  d('unsloth/gemma-4-E4B-it-GGUF', 'gemma-4-E4B-it-Q4_K_M.gguf', local_dir='models')"</w:t>
       </w:r>
     </w:p>
     <w:p>
@@ -5756,7 +5755,7 @@
           <w:sz w:val="18"/>
           <w:szCs w:val="18"/>
         </w:rPr>
-        <w:t xml:space="preserve">llama-server -m models/&lt;gemma-4-e4b-Q4_K_M&gt;.gguf \</w:t>
+        <w:t xml:space="preserve">llama-server -m models/gemma-4-E4B-it-Q4_K_M.gguf --host 127.0.0.1 \</w:t>
       </w:r>
     </w:p>
     <w:p>
@@ -5771,7 +5770,7 @@
           <w:sz w:val="18"/>
           <w:szCs w:val="18"/>
         </w:rPr>
-        <w:t xml:space="preserve">    --host 127.0.0.1 --port 8080 -c 8192</w:t>
+        <w:t xml:space="preserve">    --port 8080 -c 8192 -ngl 99 --jinja \</w:t>
       </w:r>
     </w:p>
     <w:p>
@@ -5786,7 +5785,7 @@
           <w:sz w:val="18"/>
           <w:szCs w:val="18"/>
         </w:rPr>
-        <w:t xml:space="preserve"> </w:t>
+        <w:t xml:space="preserve">    --chat-template-kwargs '{"enable_thinking":false}'</w:t>
       </w:r>
     </w:p>
     <w:p>
@@ -5801,7 +5800,7 @@
           <w:sz w:val="18"/>
           <w:szCs w:val="18"/>
         </w:rPr>
-        <w:t xml:space="preserve">python smoke.py            # offline stub demo (no server needed)</w:t>
+        <w:t xml:space="preserve"> </w:t>
       </w:r>
     </w:p>
     <w:p>
@@ -5816,7 +5815,7 @@
           <w:sz w:val="18"/>
           <w:szCs w:val="18"/>
         </w:rPr>
-        <w:t xml:space="preserve">python smoke.py --real     # full flow against the local model</w:t>
+        <w:t xml:space="preserve">python smoke.py --file data/samples/rental_clear.pdf   # real file, end to end</w:t>
       </w:r>
     </w:p>
     <w:p>
@@ -5831,6 +5830,21 @@
           <w:sz w:val="18"/>
           <w:szCs w:val="18"/>
         </w:rPr>
+        <w:t xml:space="preserve">python smoke.py            # scripted model, no server needed</w:t>
+      </w:r>
+    </w:p>
+    <w:p>
+      <w:pPr>
+        <w:shd w:fill="F4F4F6" w:val="clear"/>
+        <w:spacing w:after="0" w:line="260"/>
+      </w:pPr>
+      <w:r>
+        <w:rPr>
+          <w:rFonts w:ascii="Consolas" w:cs="Consolas" w:eastAsia="Consolas" w:hAnsi="Consolas"/>
+          <w:color w:val="24292F"/>
+          <w:sz w:val="18"/>
+          <w:szCs w:val="18"/>
+        </w:rPr>
         <w:t xml:space="preserve">pytest tests/ -q           # deterministic suite, no model/network</w:t>
       </w:r>
     </w:p>
@@ -5849,7 +5863,7 @@
           <w:sz w:val="21"/>
           <w:szCs w:val="21"/>
         </w:rPr>
-        <w:t xml:space="preserve">The README separates “Setup (needs network once)” from “Run (offline)”; the offline claim is verified by disabling the network adapter before the run and capturing the connection monitor output.</w:t>
+        <w:t xml:space="preserve">The README separates the one-time model download from running. The offline claim is verified with privacy/run_offline.ps1, which refuses to run while the machine is online and records the network state and connection monitor output.</w:t>
       </w:r>
     </w:p>
     <w:p>
